--- a/docs/files/f41_文雪_山东大学_埃梯梯精密机械制造（无锡）有限公司_供应链实习生-无锡（2027届）（物流计划方向）.docx
+++ b/docs/files/f41_文雪_山东大学_埃梯梯精密机械制造（无锡）有限公司_供应链实习生-无锡（2027届）（物流计划方向）.docx
@@ -357,7 +357,7 @@
                 <w:b w:val="0"/>
                 <w:sz w:val="21"/>
               </w:rPr>
-              <w:t>供应链实习生（物流计划方向）</w:t>
+              <w:t>供应链实习生</w:t>
             </w:r>
           </w:p>
         </w:tc>
@@ -1817,7 +1817,7 @@
                 <w:b/>
                 <w:sz w:val="21"/>
               </w:rPr>
-              <w:t>课程实验・账套主管</w:t>
+              <w:t>课程实验项目（账套主管）</w:t>
             </w:r>
           </w:p>
         </w:tc>

--- a/docs/files/f41_文雪_山东大学_埃梯梯精密机械制造（无锡）有限公司_供应链实习生-无锡（2027届）（物流计划方向）.docx
+++ b/docs/files/f41_文雪_山东大学_埃梯梯精密机械制造（无锡）有限公司_供应链实习生-无锡（2027届）（物流计划方向）.docx
@@ -253,7 +253,7 @@
                 <w:b w:val="0"/>
                 <w:sz w:val="21"/>
               </w:rPr>
-              <w:t>18658249341 ｜ 2631217547@qq.com ｜ 济南</w:t>
+              <w:t>18658249341 ｜ 2631217547@qq.com ｜ 宁波</w:t>
             </w:r>
           </w:p>
         </w:tc>
